--- a/public/works/document/document-field-manual-01.docx
+++ b/public/works/document/document-field-manual-01.docx
@@ -25,7 +25,7 @@
       <w:r>
         <w:drawing>
           <wp:inline distT="0" distB="0" distL="0" distR="0">
-            <wp:extent cx="5905500" cy="4105275"/>
+            <wp:extent cx="5038725" cy="3505200"/>
             <wp:docPr id="1000" name="总览：机身五处关键部件"/>
             <a:graphic>
               <a:graphicData uri="http://schemas.openxmlformats.org/drawingml/2006/picture">
@@ -43,7 +43,7 @@
                   <pic:spPr>
                     <a:xfrm>
                       <a:off x="0" y="0"/>
-                      <a:ext cx="5905500" cy="4105275"/>
+                      <a:ext cx="5038725" cy="3505200"/>
                     </a:xfrm>
                     <a:prstGeom prst="rect">
                       <a:avLst/>
@@ -130,7 +130,7 @@
       <w:r>
         <w:drawing>
           <wp:inline distT="0" distB="0" distL="0" distR="0">
-            <wp:extent cx="5905500" cy="3505200"/>
+            <wp:extent cx="5038725" cy="2990850"/>
             <wp:docPr id="1001" name="调平：四角旋钮与 0.1 毫米手感"/>
             <a:graphic>
               <a:graphicData uri="http://schemas.openxmlformats.org/drawingml/2006/picture">
@@ -148,7 +148,7 @@
                   <pic:spPr>
                     <a:xfrm>
                       <a:off x="0" y="0"/>
-                      <a:ext cx="5905500" cy="3505200"/>
+                      <a:ext cx="5038725" cy="2990850"/>
                     </a:xfrm>
                     <a:prstGeom prst="rect">
                       <a:avLst/>
@@ -219,7 +219,7 @@
       <w:r>
         <w:drawing>
           <wp:inline distT="0" distB="0" distL="0" distR="0">
-            <wp:extent cx="5905500" cy="3105150"/>
+            <wp:extent cx="5038725" cy="2647950"/>
             <wp:docPr id="1002" name="装料：料盘到喷嘴的整条料路"/>
             <a:graphic>
               <a:graphicData uri="http://schemas.openxmlformats.org/drawingml/2006/picture">
@@ -237,7 +237,7 @@
                   <pic:spPr>
                     <a:xfrm>
                       <a:off x="0" y="0"/>
-                      <a:ext cx="5905500" cy="3105150"/>
+                      <a:ext cx="5038725" cy="2647950"/>
                     </a:xfrm>
                     <a:prstGeom prst="rect">
                       <a:avLst/>
@@ -316,7 +316,7 @@
       <w:r>
         <w:drawing>
           <wp:inline distT="0" distB="0" distL="0" distR="0">
-            <wp:extent cx="5905500" cy="3305175"/>
+            <wp:extent cx="5038725" cy="2819400"/>
             <wp:docPr id="1003" name="首件检查：三条边与首层边缘"/>
             <a:graphic>
               <a:graphicData uri="http://schemas.openxmlformats.org/drawingml/2006/picture">
@@ -334,7 +334,7 @@
                   <pic:spPr>
                     <a:xfrm>
                       <a:off x="0" y="0"/>
-                      <a:ext cx="5905500" cy="3305175"/>
+                      <a:ext cx="5038725" cy="2819400"/>
                     </a:xfrm>
                     <a:prstGeom prst="rect">
                       <a:avLst/>
@@ -443,7 +443,7 @@
     </w:p>
     <w:sectPr>
       <w:pgSz w:w="11906" w:h="16838"/>
-      <w:pgMar w:top="1440" w:right="1080" w:bottom="1440" w:left="1080" w:header="720" w:footer="720" w:gutter="0"/>
+      <w:pgMar w:top="1814" w:right="1985" w:bottom="1814" w:left="1985" w:header="907" w:footer="907" w:gutter="0"/>
     </w:sectPr>
   </w:body>
 </w:document>
@@ -454,15 +454,15 @@
   <w:docDefaults>
     <w:rPrDefault>
       <w:rPr>
-        <w:rFonts w:ascii="Calibri" w:hAnsi="Calibri" w:eastAsia="Noto Sans CJK SC" w:cs="Noto Sans CJK SC"/>
-        <w:sz w:val="21"/>
-        <w:szCs w:val="21"/>
+        <w:rFonts w:ascii="Noto Sans" w:hAnsi="Noto Sans" w:eastAsia="Noto Sans CJK SC" w:cs="Noto Sans CJK SC"/>
+        <w:sz w:val="24"/>
+        <w:szCs w:val="24"/>
         <w:lang w:val="zh-CN" w:eastAsia="zh-CN"/>
       </w:rPr>
     </w:rPrDefault>
     <w:pPrDefault>
       <w:pPr>
-        <w:spacing w:after="120" w:line="288" w:lineRule="auto"/>
+        <w:spacing w:after="200" w:line="360" w:lineRule="auto"/>
       </w:pPr>
     </w:pPrDefault>
   </w:docDefaults>
@@ -473,7 +473,7 @@
     <w:name w:val="Body Text"/>
     <w:basedOn w:val="Normal"/>
     <w:rPr>
-      <w:color w:val="1F2328"/>
+      <w:color w:val="3A3A3A"/>
     </w:rPr>
   </w:style>
   <w:style w:type="paragraph" w:styleId="Heading1">
@@ -487,8 +487,8 @@
     <w:rPr>
       <w:b/>
       <w:color w:val="B45309"/>
-      <w:sz w:val="36"/>
-      <w:szCs w:val="36"/>
+      <w:sz w:val="26"/>
+      <w:szCs w:val="26"/>
     </w:rPr>
   </w:style>
   <w:style w:type="paragraph" w:styleId="Heading2">
@@ -501,9 +501,9 @@
     </w:pPr>
     <w:rPr>
       <w:b/>
-      <w:color w:val="1F2328"/>
-      <w:sz w:val="28"/>
-      <w:szCs w:val="28"/>
+      <w:color w:val="B45309"/>
+      <w:sz w:val="24"/>
+      <w:szCs w:val="24"/>
     </w:rPr>
   </w:style>
   <w:style w:type="paragraph" w:styleId="Heading3">
@@ -516,9 +516,9 @@
     </w:pPr>
     <w:rPr>
       <w:b/>
-      <w:color w:val="3A4149"/>
-      <w:sz w:val="24"/>
-      <w:szCs w:val="24"/>
+      <w:color w:val="8A6A3A"/>
+      <w:sz w:val="22"/>
+      <w:szCs w:val="22"/>
     </w:rPr>
   </w:style>
   <w:style w:type="table" w:styleId="TableGrid">
@@ -540,16 +540,16 @@
   <a:themeElements>
     <a:clrScheme name="OceanLeo">
       <a:dk1>
-        <a:sysClr val="windowText" lastClr="1F2328"/>
+        <a:sysClr val="windowText" lastClr="3A3A3A"/>
       </a:dk1>
       <a:lt1>
         <a:sysClr val="window" lastClr="FFFFFF"/>
       </a:lt1>
       <a:dk2>
-        <a:srgbClr val="3A4149"/>
+        <a:srgbClr val="8A6A3A"/>
       </a:dk2>
       <a:lt2>
-        <a:srgbClr val="F2F5F9"/>
+        <a:srgbClr val="FBF3E6"/>
       </a:lt2>
       <a:accent1>
         <a:srgbClr val="B45309"/>
@@ -578,12 +578,12 @@
     </a:clrScheme>
     <a:fontScheme name="OceanLeo">
       <a:majorFont>
-        <a:latin typeface="Calibri"/>
+        <a:latin typeface="Noto Sans"/>
         <a:ea typeface="Noto Sans CJK SC"/>
         <a:cs typeface=""/>
       </a:majorFont>
       <a:minorFont>
-        <a:latin typeface="Calibri"/>
+        <a:latin typeface="Noto Sans"/>
         <a:ea typeface="Noto Sans CJK SC"/>
         <a:cs typeface=""/>
       </a:minorFont>
